--- a/Capstone_Project/00_Project_Administration/Group-3_Topic_Proposal_and_Acceptance.docx
+++ b/Capstone_Project/00_Project_Administration/Group-3_Topic_Proposal_and_Acceptance.docx
@@ -37,7 +37,6 @@
       </w:r>
       <w:r>
         <w:br/>
-        <w:t>Student / Group Template</w:t>
       </w:r>
       <w:r>
         <w:br/>
@@ -255,14 +254,6 @@
     </w:p>
     <w:p>
       <w:pPr>
-        <w:keepNext/>
-      </w:pPr>
-      <w:r>
-        <w:t>Write a clear, specific project title.</w:t>
-      </w:r>
-    </w:p>
-    <w:p>
-      <w:pPr>
         <w:spacing w:after="60"/>
       </w:pPr>
       <w:r>
@@ -276,14 +267,6 @@
       </w:pPr>
       <w:r>
         <w:t>Problem / Need Identified</w:t>
-      </w:r>
-    </w:p>
-    <w:p>
-      <w:pPr>
-        <w:keepNext/>
-      </w:pPr>
-      <w:r>
-        <w:t>Describe the problem and who experiences it.</w:t>
       </w:r>
     </w:p>
     <w:p>
@@ -320,14 +303,6 @@
       </w:pPr>
       <w:r>
         <w:t>Proposed Solution</w:t>
-      </w:r>
-    </w:p>
-    <w:p>
-      <w:pPr>
-        <w:keepNext/>
-      </w:pPr>
-      <w:r>
-        <w:t>Describe the software solution.</w:t>
       </w:r>
     </w:p>
     <w:p>
@@ -410,14 +385,6 @@
       </w:pPr>
       <w:r>
         <w:t>Expected Users / Beneficiaries</w:t>
-      </w:r>
-    </w:p>
-    <w:p>
-      <w:pPr>
-        <w:keepNext/>
-      </w:pPr>
-      <w:r>
-        <w:t>Identify intended users.</w:t>
       </w:r>
     </w:p>
     <w:tbl>
@@ -644,14 +611,6 @@
       </w:pPr>
       <w:r>
         <w:t>Initial Scope</w:t>
-      </w:r>
-    </w:p>
-    <w:p>
-      <w:pPr>
-        <w:keepNext/>
-      </w:pPr>
-      <w:r>
-        <w:t>State major features and exclusions.</w:t>
       </w:r>
     </w:p>
     <w:tbl>
@@ -882,14 +841,6 @@
     </w:p>
     <w:p>
       <w:r>
-        <w:t>☐</w:t>
-      </w:r>
-      <w:r>
-        <w:t xml:space="preserve"> Approved   ☐ Approved with changes   ☐ Resubmit</w:t>
-      </w:r>
-    </w:p>
-    <w:p>
-      <w:r>
         <w:t>________________________________________________________________________________</w:t>
       </w:r>
     </w:p>
@@ -904,11 +855,6 @@
       </w:pPr>
       <w:r>
         <w:t>Supervisor Comments</w:t>
-      </w:r>
-    </w:p>
-    <w:p>
-      <w:r>
-        <w:t>Provide feedback or conditions for approval.</w:t>
       </w:r>
     </w:p>
     <w:p>
